--- a/tests/fixtures/tables-mutations.docx
+++ b/tests/fixtures/tables-mutations.docx
@@ -20,6 +20,12 @@
           <w:insideV w:val="double" w:sz="8" w:space="0" w:color="auto"/>
         </w:tblBorders>
         <w:tblLayout w:type="fixed"/>
+        <w:tblCellMar>
+          <w:top w:w="0" w:type="dxa"/>
+          <w:left w:w="80" w:type="dxa"/>
+          <w:bottom w:w="0" w:type="dxa"/>
+          <w:right w:w="80" w:type="dxa"/>
+        </w:tblCellMar>
       </w:tblPr>
       <w:tblGrid>
         <w:gridCol w:w="2340"/>
@@ -126,6 +132,12 @@
             <w:tcBorders>
               <w:bottom w:val="double" w:sz="4" w:space="0" w:color="auto"/>
             </w:tcBorders>
+            <w:tcMar>
+              <w:top w:w="40" w:type="dxa"/>
+              <w:left w:w="40" w:type="dxa"/>
+              <w:bottom w:w="40" w:type="dxa"/>
+              <w:right w:w="40" w:type="dxa"/>
+            </w:tcMar>
           </w:tcPr>
           <w:p>
             <w:r>

--- a/tests/fixtures/tables-mutations.docx
+++ b/tests/fixtures/tables-mutations.docx
@@ -158,16 +158,16 @@
           <w:insideH w:val="single" w:sz="4" w:space="0" w:color="auto"/>
           <w:insideV w:val="single" w:sz="4" w:space="0" w:color="auto"/>
         </w:tblBorders>
-        <w:tblLayout w:type="autofit"/>
+        <w:tblLayout w:type="fixed"/>
       </w:tblPr>
       <w:tblGrid>
-        <w:gridCol w:w="4680"/>
-        <w:gridCol w:w="4680"/>
-        <w:gridCol w:w="4680"/>
+        <w:gridCol w:w="3600"/>
+        <w:gridCol w:w="1080"/>
+        <w:gridCol w:w="2268"/>
         <w:tblGridChange w:id="1">
           <w:tblGrid>
-            <w:gridCol w:w="4680"/>
-            <w:gridCol w:w="4680"/>
+            <w:gridCol w:w="3600"/>
+            <w:gridCol w:w="2268"/>
           </w:tblGrid>
         </w:tblGridChange>
       </w:tblGrid>
